--- a/public/handouts/ems-staff-update-one-pager.docx
+++ b/public/handouts/ems-staff-update-one-pager.docx
@@ -286,29 +286,6 @@
           <w:szCs w:val="22"/>
         </w:rPr>
         <w:t xml:space="preserve">A Collaborative Team Rubric baseline and one growth focus (Meeting 3)</w:t>
-      </w:r>
-    </w:p>
-    <w:p>
-      <w:pPr>
-        <w:spacing w:after="60"/>
-      </w:pPr>
-      <w:r>
-        <w:rPr>
-          <w:rFonts w:ascii="Calibri" w:cs="Calibri" w:eastAsia="Calibri" w:hAnsi="Calibri"/>
-          <w:color w:val="9B2C2C"/>
-          <w:sz w:val="24"/>
-          <w:szCs w:val="24"/>
-        </w:rPr>
-        <w:t xml:space="preserve">☐  </w:t>
-      </w:r>
-      <w:r>
-        <w:rPr>
-          <w:rFonts w:ascii="Calibri" w:cs="Calibri" w:eastAsia="Calibri" w:hAnsi="Calibri"/>
-          <w:color w:val="1F2933"/>
-          <w:sz w:val="22"/>
-          <w:szCs w:val="22"/>
-        </w:rPr>
-        <w:t xml:space="preserve">Honest answers on the Four Critical Questions readiness tool (Meeting 4)</w:t>
       </w:r>
     </w:p>
     <w:p>
